--- a/bank/task_06/variant_31.docx
+++ b/bank/task_06/variant_31.docx
@@ -4,20 +4,16 @@
   <w:body>
     <w:p>
       <w:pPr>
-        <w:spacing w:before="240" w:after="240" w:line="240" w:lineRule="auto"/>
-        <w:jc w:val="both"/>
         <w:rPr>
-          <w:rFonts w:ascii="Cambria Math" w:eastAsia="Times New Roman" w:hAnsi="Cambria Math" w:cs="Segoe UI"/>
-          <w:sz w:val="24"/>
+          <w:rFonts w:eastAsia="Times New Roman"/>
           <w:szCs w:val="28"/>
           <w:lang w:eastAsia="ru-RU"/>
         </w:rPr>
       </w:pPr>
       <w:r>
         <w:rPr>
-          <w:rFonts w:ascii="Cambria Math" w:eastAsia="Times New Roman" w:hAnsi="Cambria Math" w:cs="Segoe UI"/>
+          <w:rFonts w:eastAsia="Times New Roman"/>
           <w:bCs/>
-          <w:sz w:val="24"/>
           <w:szCs w:val="28"/>
           <w:lang w:eastAsia="ru-RU"/>
         </w:rPr>
@@ -25,8 +21,7 @@
       </w:r>
       <w:r>
         <w:rPr>
-          <w:rFonts w:ascii="Cambria Math" w:eastAsia="Times New Roman" w:hAnsi="Cambria Math" w:cs="Segoe UI"/>
-          <w:sz w:val="24"/>
+          <w:rFonts w:eastAsia="Times New Roman"/>
           <w:szCs w:val="28"/>
           <w:lang w:eastAsia="ru-RU"/>
         </w:rPr>
@@ -34,8 +29,7 @@
       </w:r>
       <w:r>
         <w:rPr>
-          <w:rFonts w:ascii="Cambria Math" w:eastAsia="Times New Roman" w:hAnsi="Cambria Math" w:cs="Segoe UI"/>
-          <w:sz w:val="24"/>
+          <w:rFonts w:eastAsia="Times New Roman"/>
           <w:szCs w:val="28"/>
           <w:lang w:eastAsia="ru-RU"/>
         </w:rPr>
@@ -43,21 +37,25 @@
       </w:r>
       <w:r>
         <w:rPr>
-          <w:rFonts w:ascii="Cambria Math" w:eastAsia="Times New Roman" w:hAnsi="Cambria Math" w:cs="Segoe UI"/>
-          <w:sz w:val="24"/>
+          <w:rFonts w:eastAsia="Times New Roman"/>
           <w:szCs w:val="28"/>
           <w:lang w:eastAsia="ru-RU"/>
         </w:rPr>
-        <w:br/>
+        <w:t xml:space="preserve">                           </w:t>
+      </w:r>
+      <w:r>
+        <w:rPr>
+          <w:rFonts w:eastAsia="Times New Roman"/>
+          <w:szCs w:val="28"/>
+          <w:lang w:eastAsia="ru-RU"/>
+        </w:rPr>
         <w:t xml:space="preserve">Графики: </w:t>
       </w:r>
     </w:p>
     <w:p>
       <w:pPr>
-        <w:spacing w:before="240" w:after="0" w:line="240" w:lineRule="auto"/>
         <w:rPr>
-          <w:rFonts w:ascii="Cambria Math" w:eastAsia="Times New Roman" w:hAnsi="Cambria Math" w:cs="Segoe UI"/>
-          <w:sz w:val="24"/>
+          <w:rFonts w:eastAsia="Times New Roman"/>
           <w:szCs w:val="28"/>
           <w:lang w:eastAsia="ru-RU"/>
         </w:rPr>
@@ -65,12 +63,11 @@
       <w:r>
         <w:rPr>
           <w:noProof/>
-          <w:sz w:val="24"/>
         </w:rPr>
         <w:drawing>
-          <wp:inline distT="0" distB="0" distL="0" distR="0" wp14:anchorId="231BE08E" wp14:editId="7F827C7A">
-            <wp:extent cx="5940425" cy="2066290"/>
-            <wp:effectExtent l="0" t="0" r="3175" b="0"/>
+          <wp:inline distT="0" distB="0" distL="0" distR="0" wp14:anchorId="231BE08E" wp14:editId="29ACEF2F">
+            <wp:extent cx="4724400" cy="1643313"/>
+            <wp:effectExtent l="0" t="0" r="0" b="0"/>
             <wp:docPr id="34" name="Рисунок 34"/>
             <wp:cNvGraphicFramePr>
               <a:graphicFrameLocks xmlns:a="http://schemas.openxmlformats.org/drawingml/2006/main" noChangeAspect="1"/>
@@ -83,7 +80,19 @@
                     <pic:cNvPicPr/>
                   </pic:nvPicPr>
                   <pic:blipFill>
-                    <a:blip r:embed="rId5"/>
+                    <a:blip r:embed="rId5">
+                      <a:extLst>
+                        <a:ext uri="{BEBA8EAE-BF5A-486C-A8C5-ECC9F3942E4B}">
+                          <a14:imgProps xmlns:a14="http://schemas.microsoft.com/office/drawing/2010/main">
+                            <a14:imgLayer r:embed="rId6">
+                              <a14:imgEffect>
+                                <a14:artisticPhotocopy/>
+                              </a14:imgEffect>
+                            </a14:imgLayer>
+                          </a14:imgProps>
+                        </a:ext>
+                      </a:extLst>
+                    </a:blip>
                     <a:stretch>
                       <a:fillRect/>
                     </a:stretch>
@@ -91,7 +100,7 @@
                   <pic:spPr>
                     <a:xfrm>
                       <a:off x="0" y="0"/>
-                      <a:ext cx="5940425" cy="2066290"/>
+                      <a:ext cx="4724400" cy="1643313"/>
                     </a:xfrm>
                     <a:prstGeom prst="rect">
                       <a:avLst/>
@@ -105,8 +114,7 @@
       </w:r>
       <w:r>
         <w:rPr>
-          <w:rFonts w:ascii="Cambria Math" w:eastAsia="Times New Roman" w:hAnsi="Cambria Math" w:cs="Segoe UI"/>
-          <w:sz w:val="24"/>
+          <w:rFonts w:eastAsia="Times New Roman"/>
           <w:szCs w:val="28"/>
           <w:lang w:eastAsia="ru-RU"/>
         </w:rPr>
@@ -120,10 +128,36 @@
           <w:ilvl w:val="0"/>
           <w:numId w:val="1"/>
         </w:numPr>
-        <w:spacing w:before="100" w:beforeAutospacing="1" w:after="0" w:line="240" w:lineRule="auto"/>
+        <w:spacing w:before="100" w:beforeAutospacing="1"/>
+        <w:ind w:firstLine="0"/>
         <w:rPr>
-          <w:rFonts w:ascii="Cambria Math" w:eastAsia="Times New Roman" w:hAnsi="Cambria Math" w:cs="Segoe UI"/>
-          <w:sz w:val="24"/>
+          <w:rFonts w:ascii="Cambria Math" w:eastAsia="Times New Roman" w:hAnsi="Cambria Math"/>
+          <w:szCs w:val="28"/>
+          <w:lang w:eastAsia="ru-RU"/>
+          <w:oMath/>
+        </w:rPr>
+        <w:sectPr>
+          <w:pgSz w:w="11906" w:h="16838"/>
+          <w:pgMar w:top="850" w:right="850" w:bottom="850" w:left="850" w:header="708" w:footer="708" w:gutter="0"/>
+          <w:cols w:space="708"/>
+          <w:docGrid w:linePitch="360"/>
+        </w:sectPr>
+      </w:pPr>
+    </w:p>
+    <w:p>
+      <w:pPr>
+        <w:numPr>
+          <w:ilvl w:val="0"/>
+          <w:numId w:val="1"/>
+        </w:numPr>
+        <w:tabs>
+          <w:tab w:val="clear" w:pos="720"/>
+          <w:tab w:val="num" w:pos="0"/>
+        </w:tabs>
+        <w:spacing w:before="100" w:beforeAutospacing="1"/>
+        <w:ind w:left="0" w:firstLine="0"/>
+        <w:rPr>
+          <w:rFonts w:eastAsia="Times New Roman"/>
           <w:szCs w:val="28"/>
           <w:lang w:eastAsia="ru-RU"/>
         </w:rPr>
@@ -131,8 +165,7 @@
       <m:oMath>
         <m:r>
           <w:rPr>
-            <w:rFonts w:ascii="Cambria Math" w:eastAsia="Times New Roman" w:hAnsi="Cambria Math" w:cs="Segoe UI"/>
-            <w:sz w:val="24"/>
+            <w:rFonts w:ascii="Cambria Math" w:eastAsia="Times New Roman" w:hAnsi="Cambria Math"/>
             <w:szCs w:val="28"/>
             <w:lang w:eastAsia="ru-RU"/>
           </w:rPr>
@@ -142,9 +175,8 @@
           <m:fPr>
             <m:ctrlPr>
               <w:rPr>
-                <w:rFonts w:ascii="Cambria Math" w:eastAsia="Times New Roman" w:hAnsi="Cambria Math" w:cs="Segoe UI"/>
+                <w:rFonts w:ascii="Cambria Math" w:eastAsia="Times New Roman" w:hAnsi="Cambria Math"/>
                 <w:i/>
-                <w:sz w:val="24"/>
                 <w:szCs w:val="28"/>
                 <w:lang w:eastAsia="ru-RU"/>
               </w:rPr>
@@ -153,8 +185,7 @@
           <m:num>
             <m:r>
               <w:rPr>
-                <w:rFonts w:ascii="Cambria Math" w:eastAsia="Times New Roman" w:hAnsi="Cambria Math" w:cs="Segoe UI"/>
-                <w:sz w:val="24"/>
+                <w:rFonts w:ascii="Cambria Math" w:eastAsia="Times New Roman" w:hAnsi="Cambria Math"/>
                 <w:szCs w:val="28"/>
                 <w:lang w:eastAsia="ru-RU"/>
               </w:rPr>
@@ -164,8 +195,7 @@
           <m:den>
             <m:r>
               <w:rPr>
-                <w:rFonts w:ascii="Cambria Math" w:eastAsia="Times New Roman" w:hAnsi="Cambria Math" w:cs="Segoe UI"/>
-                <w:sz w:val="24"/>
+                <w:rFonts w:ascii="Cambria Math" w:eastAsia="Times New Roman" w:hAnsi="Cambria Math"/>
                 <w:szCs w:val="28"/>
                 <w:lang w:eastAsia="ru-RU"/>
               </w:rPr>
@@ -181,10 +211,14 @@
           <w:ilvl w:val="0"/>
           <w:numId w:val="1"/>
         </w:numPr>
-        <w:spacing w:before="100" w:beforeAutospacing="1" w:after="0" w:line="240" w:lineRule="auto"/>
+        <w:tabs>
+          <w:tab w:val="clear" w:pos="720"/>
+          <w:tab w:val="num" w:pos="0"/>
+        </w:tabs>
+        <w:spacing w:before="100" w:beforeAutospacing="1"/>
+        <w:ind w:left="0" w:firstLine="0"/>
         <w:rPr>
-          <w:rFonts w:ascii="Cambria Math" w:eastAsia="Times New Roman" w:hAnsi="Cambria Math" w:cs="Segoe UI"/>
-          <w:sz w:val="24"/>
+          <w:rFonts w:eastAsia="Times New Roman"/>
           <w:szCs w:val="28"/>
           <w:lang w:eastAsia="ru-RU"/>
         </w:rPr>
@@ -192,8 +226,7 @@
       <m:oMath>
         <m:r>
           <w:rPr>
-            <w:rFonts w:ascii="Cambria Math" w:eastAsia="Times New Roman" w:hAnsi="Cambria Math" w:cs="Segoe UI"/>
-            <w:sz w:val="24"/>
+            <w:rFonts w:ascii="Cambria Math" w:eastAsia="Times New Roman" w:hAnsi="Cambria Math"/>
             <w:szCs w:val="28"/>
             <w:lang w:eastAsia="ru-RU"/>
           </w:rPr>
@@ -207,10 +240,14 @@
           <w:ilvl w:val="0"/>
           <w:numId w:val="1"/>
         </w:numPr>
-        <w:spacing w:before="100" w:beforeAutospacing="1" w:after="0" w:line="240" w:lineRule="auto"/>
+        <w:tabs>
+          <w:tab w:val="clear" w:pos="720"/>
+          <w:tab w:val="num" w:pos="0"/>
+        </w:tabs>
+        <w:spacing w:before="100" w:beforeAutospacing="1"/>
+        <w:ind w:left="0" w:firstLine="0"/>
         <w:rPr>
-          <w:rFonts w:ascii="Cambria Math" w:eastAsia="Times New Roman" w:hAnsi="Cambria Math" w:cs="Segoe UI"/>
-          <w:sz w:val="24"/>
+          <w:rFonts w:eastAsia="Times New Roman"/>
           <w:szCs w:val="28"/>
           <w:lang w:eastAsia="ru-RU"/>
         </w:rPr>
@@ -218,8 +255,7 @@
       <m:oMath>
         <m:r>
           <w:rPr>
-            <w:rFonts w:ascii="Cambria Math" w:eastAsia="Times New Roman" w:hAnsi="Cambria Math" w:cs="Segoe UI"/>
-            <w:sz w:val="24"/>
+            <w:rFonts w:ascii="Cambria Math" w:eastAsia="Times New Roman" w:hAnsi="Cambria Math"/>
             <w:szCs w:val="28"/>
             <w:lang w:eastAsia="ru-RU"/>
           </w:rPr>
@@ -229,9 +265,8 @@
           <m:fPr>
             <m:ctrlPr>
               <w:rPr>
-                <w:rFonts w:ascii="Cambria Math" w:eastAsia="Times New Roman" w:hAnsi="Cambria Math" w:cs="Segoe UI"/>
+                <w:rFonts w:ascii="Cambria Math" w:eastAsia="Times New Roman" w:hAnsi="Cambria Math"/>
                 <w:i/>
-                <w:sz w:val="24"/>
                 <w:szCs w:val="28"/>
                 <w:lang w:eastAsia="ru-RU"/>
               </w:rPr>
@@ -240,8 +275,7 @@
           <m:num>
             <m:r>
               <w:rPr>
-                <w:rFonts w:ascii="Cambria Math" w:eastAsia="Times New Roman" w:hAnsi="Cambria Math" w:cs="Segoe UI"/>
-                <w:sz w:val="24"/>
+                <w:rFonts w:ascii="Cambria Math" w:eastAsia="Times New Roman" w:hAnsi="Cambria Math"/>
                 <w:szCs w:val="28"/>
                 <w:lang w:eastAsia="ru-RU"/>
               </w:rPr>
@@ -251,8 +285,7 @@
           <m:den>
             <m:r>
               <w:rPr>
-                <w:rFonts w:ascii="Cambria Math" w:eastAsia="Times New Roman" w:hAnsi="Cambria Math" w:cs="Segoe UI"/>
-                <w:sz w:val="24"/>
+                <w:rFonts w:ascii="Cambria Math" w:eastAsia="Times New Roman" w:hAnsi="Cambria Math"/>
                 <w:szCs w:val="28"/>
                 <w:lang w:eastAsia="ru-RU"/>
               </w:rPr>
@@ -262,8 +295,7 @@
         </m:f>
         <m:r>
           <w:rPr>
-            <w:rFonts w:ascii="Cambria Math" w:eastAsia="Times New Roman" w:hAnsi="Cambria Math" w:cs="Segoe UI"/>
-            <w:sz w:val="24"/>
+            <w:rFonts w:ascii="Cambria Math" w:eastAsia="Times New Roman" w:hAnsi="Cambria Math"/>
             <w:szCs w:val="28"/>
             <w:lang w:val="en-US" w:eastAsia="ru-RU"/>
           </w:rPr>
@@ -271,8 +303,7 @@
         </m:r>
         <m:r>
           <w:rPr>
-            <w:rFonts w:ascii="Cambria Math" w:eastAsia="Times New Roman" w:hAnsi="Cambria Math" w:cs="Segoe UI"/>
-            <w:sz w:val="24"/>
+            <w:rFonts w:ascii="Cambria Math" w:eastAsia="Times New Roman" w:hAnsi="Cambria Math"/>
             <w:szCs w:val="28"/>
             <w:lang w:eastAsia="ru-RU"/>
           </w:rPr>
@@ -280,8 +311,7 @@
         </m:r>
         <m:r>
           <w:rPr>
-            <w:rFonts w:ascii="Cambria Math" w:eastAsia="Times New Roman" w:hAnsi="Cambria Math" w:cs="Segoe UI"/>
-            <w:sz w:val="24"/>
+            <w:rFonts w:ascii="Cambria Math" w:eastAsia="Times New Roman" w:hAnsi="Cambria Math"/>
             <w:szCs w:val="28"/>
             <w:lang w:val="en-US" w:eastAsia="ru-RU"/>
           </w:rPr>
@@ -295,10 +325,14 @@
           <w:ilvl w:val="0"/>
           <w:numId w:val="1"/>
         </w:numPr>
-        <w:spacing w:before="100" w:beforeAutospacing="1" w:after="0" w:line="240" w:lineRule="auto"/>
+        <w:tabs>
+          <w:tab w:val="clear" w:pos="720"/>
+          <w:tab w:val="num" w:pos="0"/>
+        </w:tabs>
+        <w:spacing w:before="100" w:beforeAutospacing="1"/>
+        <w:ind w:left="0" w:right="-808" w:firstLine="0"/>
         <w:rPr>
-          <w:rFonts w:ascii="Cambria Math" w:eastAsia="Times New Roman" w:hAnsi="Cambria Math" w:cs="Segoe UI"/>
-          <w:sz w:val="24"/>
+          <w:rFonts w:eastAsia="Times New Roman"/>
           <w:szCs w:val="28"/>
           <w:lang w:eastAsia="ru-RU"/>
         </w:rPr>
@@ -306,8 +340,7 @@
       <m:oMath>
         <m:r>
           <w:rPr>
-            <w:rFonts w:ascii="Cambria Math" w:eastAsia="Times New Roman" w:hAnsi="Cambria Math" w:cs="Segoe UI"/>
-            <w:sz w:val="24"/>
+            <w:rFonts w:ascii="Cambria Math" w:eastAsia="Times New Roman" w:hAnsi="Cambria Math"/>
             <w:szCs w:val="28"/>
             <w:lang w:eastAsia="ru-RU"/>
           </w:rPr>
@@ -317,9 +350,8 @@
           <m:sSupPr>
             <m:ctrlPr>
               <w:rPr>
-                <w:rFonts w:ascii="Cambria Math" w:eastAsia="Times New Roman" w:hAnsi="Cambria Math" w:cs="Segoe UI"/>
+                <w:rFonts w:ascii="Cambria Math" w:eastAsia="Times New Roman" w:hAnsi="Cambria Math"/>
                 <w:i/>
-                <w:sz w:val="24"/>
                 <w:szCs w:val="28"/>
                 <w:lang w:eastAsia="ru-RU"/>
               </w:rPr>
@@ -328,8 +360,7 @@
           <m:e>
             <m:r>
               <w:rPr>
-                <w:rFonts w:ascii="Cambria Math" w:eastAsia="Times New Roman" w:hAnsi="Cambria Math" w:cs="Segoe UI"/>
-                <w:sz w:val="24"/>
+                <w:rFonts w:ascii="Cambria Math" w:eastAsia="Times New Roman" w:hAnsi="Cambria Math"/>
                 <w:szCs w:val="28"/>
                 <w:lang w:eastAsia="ru-RU"/>
               </w:rPr>
@@ -339,8 +370,7 @@
           <m:sup>
             <m:r>
               <w:rPr>
-                <w:rFonts w:ascii="Cambria Math" w:eastAsia="Times New Roman" w:hAnsi="Cambria Math" w:cs="Segoe UI"/>
-                <w:sz w:val="24"/>
+                <w:rFonts w:ascii="Cambria Math" w:eastAsia="Times New Roman" w:hAnsi="Cambria Math"/>
                 <w:szCs w:val="28"/>
                 <w:lang w:eastAsia="ru-RU"/>
               </w:rPr>
@@ -350,14 +380,35 @@
         </m:sSup>
         <m:r>
           <w:rPr>
-            <w:rFonts w:ascii="Cambria Math" w:eastAsia="Times New Roman" w:hAnsi="Cambria Math" w:cs="Segoe UI"/>
-            <w:sz w:val="24"/>
+            <w:rFonts w:ascii="Cambria Math" w:eastAsia="Times New Roman" w:hAnsi="Cambria Math"/>
             <w:szCs w:val="28"/>
             <w:lang w:eastAsia="ru-RU"/>
           </w:rPr>
           <m:t>– 8x + 4</m:t>
         </m:r>
       </m:oMath>
+    </w:p>
+    <w:p>
+      <w:pPr>
+        <w:spacing w:beforeAutospacing="1"/>
+        <w:rPr>
+          <w:rFonts w:eastAsia="Times New Roman"/>
+          <w:szCs w:val="28"/>
+          <w:lang w:eastAsia="ru-RU"/>
+        </w:rPr>
+        <w:sectPr>
+          <w:type w:val="continuous"/>
+          <w:pgSz w:w="11906" w:h="16838"/>
+          <w:pgMar w:top="850" w:right="850" w:bottom="850" w:left="850" w:header="708" w:footer="708" w:gutter="0"/>
+          <w:cols w:num="4" w:space="131" w:equalWidth="0">
+            <w:col w:w="2169" w:space="510"/>
+            <w:col w:w="2169" w:space="510"/>
+            <w:col w:w="2169" w:space="510"/>
+            <w:col w:w="2169"/>
+          </w:cols>
+          <w:docGrid w:linePitch="360"/>
+        </w:sectPr>
+      </w:pPr>
     </w:p>
     <w:tbl>
       <w:tblPr>
@@ -384,18 +435,16 @@
           </w:tcPr>
           <w:p>
             <w:pPr>
-              <w:spacing w:before="100" w:beforeAutospacing="1"/>
-              <w:rPr>
-                <w:rFonts w:ascii="Cambria Math" w:eastAsia="Times New Roman" w:hAnsi="Cambria Math" w:cs="Segoe UI"/>
-                <w:sz w:val="24"/>
+              <w:spacing w:beforeAutospacing="1"/>
+              <w:rPr>
+                <w:rFonts w:eastAsia="Times New Roman"/>
                 <w:szCs w:val="28"/>
                 <w:lang w:eastAsia="ru-RU"/>
               </w:rPr>
             </w:pPr>
             <w:r>
               <w:rPr>
-                <w:rFonts w:ascii="Cambria Math" w:eastAsia="Times New Roman" w:hAnsi="Cambria Math" w:cs="Segoe UI"/>
-                <w:sz w:val="24"/>
+                <w:rFonts w:eastAsia="Times New Roman"/>
                 <w:szCs w:val="28"/>
                 <w:lang w:eastAsia="ru-RU"/>
               </w:rPr>
@@ -410,19 +459,16 @@
           </w:tcPr>
           <w:p>
             <w:pPr>
-              <w:spacing w:before="100" w:beforeAutospacing="1"/>
-              <w:jc w:val="center"/>
-              <w:rPr>
-                <w:rFonts w:ascii="Cambria Math" w:eastAsia="Times New Roman" w:hAnsi="Cambria Math" w:cs="Segoe UI"/>
-                <w:sz w:val="24"/>
+              <w:spacing w:beforeAutospacing="1"/>
+              <w:rPr>
+                <w:rFonts w:eastAsia="Times New Roman"/>
                 <w:szCs w:val="28"/>
                 <w:lang w:eastAsia="ru-RU"/>
               </w:rPr>
             </w:pPr>
             <w:r>
               <w:rPr>
-                <w:rFonts w:ascii="Cambria Math" w:eastAsia="Times New Roman" w:hAnsi="Cambria Math" w:cs="Segoe UI"/>
-                <w:sz w:val="24"/>
+                <w:rFonts w:eastAsia="Times New Roman"/>
                 <w:szCs w:val="28"/>
                 <w:lang w:eastAsia="ru-RU"/>
               </w:rPr>
@@ -437,19 +483,16 @@
           </w:tcPr>
           <w:p>
             <w:pPr>
-              <w:spacing w:before="100" w:beforeAutospacing="1"/>
-              <w:jc w:val="center"/>
-              <w:rPr>
-                <w:rFonts w:ascii="Cambria Math" w:eastAsia="Times New Roman" w:hAnsi="Cambria Math" w:cs="Segoe UI"/>
-                <w:sz w:val="24"/>
+              <w:spacing w:beforeAutospacing="1"/>
+              <w:rPr>
+                <w:rFonts w:eastAsia="Times New Roman"/>
                 <w:szCs w:val="28"/>
                 <w:lang w:eastAsia="ru-RU"/>
               </w:rPr>
             </w:pPr>
             <w:r>
               <w:rPr>
-                <w:rFonts w:ascii="Cambria Math" w:eastAsia="Times New Roman" w:hAnsi="Cambria Math" w:cs="Segoe UI"/>
-                <w:sz w:val="24"/>
+                <w:rFonts w:eastAsia="Times New Roman"/>
                 <w:szCs w:val="28"/>
                 <w:lang w:eastAsia="ru-RU"/>
               </w:rPr>
@@ -464,19 +507,16 @@
           </w:tcPr>
           <w:p>
             <w:pPr>
-              <w:spacing w:before="100" w:beforeAutospacing="1"/>
-              <w:jc w:val="center"/>
-              <w:rPr>
-                <w:rFonts w:ascii="Cambria Math" w:eastAsia="Times New Roman" w:hAnsi="Cambria Math" w:cs="Segoe UI"/>
-                <w:sz w:val="24"/>
+              <w:spacing w:beforeAutospacing="1"/>
+              <w:rPr>
+                <w:rFonts w:eastAsia="Times New Roman"/>
                 <w:szCs w:val="28"/>
                 <w:lang w:eastAsia="ru-RU"/>
               </w:rPr>
             </w:pPr>
             <w:r>
               <w:rPr>
-                <w:rFonts w:ascii="Cambria Math" w:eastAsia="Times New Roman" w:hAnsi="Cambria Math" w:cs="Segoe UI"/>
-                <w:sz w:val="24"/>
+                <w:rFonts w:eastAsia="Times New Roman"/>
                 <w:szCs w:val="28"/>
                 <w:lang w:eastAsia="ru-RU"/>
               </w:rPr>
@@ -497,10 +537,9 @@
           </w:tcPr>
           <w:p>
             <w:pPr>
-              <w:spacing w:before="100" w:beforeAutospacing="1"/>
-              <w:rPr>
-                <w:rFonts w:ascii="Cambria Math" w:eastAsia="Times New Roman" w:hAnsi="Cambria Math" w:cs="Segoe UI"/>
-                <w:sz w:val="24"/>
+              <w:spacing w:beforeAutospacing="1"/>
+              <w:rPr>
+                <w:rFonts w:eastAsia="Times New Roman"/>
                 <w:szCs w:val="28"/>
                 <w:lang w:eastAsia="ru-RU"/>
               </w:rPr>
@@ -513,10 +552,9 @@
           </w:tcPr>
           <w:p>
             <w:pPr>
-              <w:spacing w:before="100" w:beforeAutospacing="1"/>
-              <w:rPr>
-                <w:rFonts w:ascii="Cambria Math" w:eastAsia="Times New Roman" w:hAnsi="Cambria Math" w:cs="Segoe UI"/>
-                <w:sz w:val="24"/>
+              <w:spacing w:beforeAutospacing="1"/>
+              <w:rPr>
+                <w:rFonts w:eastAsia="Times New Roman"/>
                 <w:szCs w:val="28"/>
                 <w:lang w:eastAsia="ru-RU"/>
               </w:rPr>
@@ -529,10 +567,9 @@
           </w:tcPr>
           <w:p>
             <w:pPr>
-              <w:spacing w:before="100" w:beforeAutospacing="1"/>
-              <w:rPr>
-                <w:rFonts w:ascii="Cambria Math" w:eastAsia="Times New Roman" w:hAnsi="Cambria Math" w:cs="Segoe UI"/>
-                <w:sz w:val="24"/>
+              <w:spacing w:beforeAutospacing="1"/>
+              <w:rPr>
+                <w:rFonts w:eastAsia="Times New Roman"/>
                 <w:szCs w:val="28"/>
                 <w:lang w:eastAsia="ru-RU"/>
               </w:rPr>
@@ -545,10 +582,9 @@
           </w:tcPr>
           <w:p>
             <w:pPr>
-              <w:spacing w:before="100" w:beforeAutospacing="1"/>
-              <w:rPr>
-                <w:rFonts w:ascii="Cambria Math" w:eastAsia="Times New Roman" w:hAnsi="Cambria Math" w:cs="Segoe UI"/>
-                <w:sz w:val="24"/>
+              <w:spacing w:beforeAutospacing="1"/>
+              <w:rPr>
+                <w:rFonts w:eastAsia="Times New Roman"/>
                 <w:szCs w:val="28"/>
                 <w:lang w:eastAsia="ru-RU"/>
               </w:rPr>
@@ -557,16 +593,11 @@
         </w:tc>
       </w:tr>
     </w:tbl>
-    <w:p>
-      <w:pPr>
-        <w:rPr>
-          <w:sz w:val="24"/>
-        </w:rPr>
-      </w:pPr>
-    </w:p>
+    <w:p/>
     <w:sectPr>
+      <w:type w:val="continuous"/>
       <w:pgSz w:w="11906" w:h="16838"/>
-      <w:pgMar w:top="1134" w:right="850" w:bottom="1134" w:left="1701" w:header="708" w:footer="708" w:gutter="0"/>
+      <w:pgMar w:top="850" w:right="850" w:bottom="850" w:left="850" w:header="708" w:footer="708" w:gutter="0"/>
       <w:cols w:space="708"/>
       <w:docGrid w:linePitch="360"/>
     </w:sectPr>
@@ -1093,6 +1124,14 @@
   <w:style w:type="paragraph" w:default="1" w:styleId="a">
     <w:name w:val="Normal"/>
     <w:qFormat/>
+    <w:pPr>
+      <w:spacing w:after="0" w:line="240" w:lineRule="auto"/>
+      <w:jc w:val="both"/>
+    </w:pPr>
+    <w:rPr>
+      <w:rFonts w:ascii="Times New Roman" w:hAnsi="Times New Roman" w:cs="Times New Roman"/>
+      <w:sz w:val="24"/>
+    </w:rPr>
   </w:style>
   <w:style w:type="character" w:default="1" w:styleId="a0">
     <w:name w:val="Default Paragraph Font"/>
